--- a/kyozai/math2-kimatsu/第2回_採点用解答.docx
+++ b/kyozai/math2-kimatsu/第2回_採点用解答.docx
@@ -272,7 +272,793 @@
             </w:pPr>
             <m:oMath xmlns:m="http://schemas.openxmlformats.org/officeDocument/2006/math" xmlns:w="http://schemas.openxmlformats.org/wordprocessingml/2006/main">
               <m:r>
-                <m:t xml:space="preserve">y=</m:t>
+                <m:t xml:space="preserve">(x,y)=(2,3)</m:t>
+              </m:r>
+            </m:oMath>
+          </w:p>
+        </w:tc>
+        <w:tc>
+          <w:tcPr>
+            <w:tcW w:type="dxa" w:w="1400"/>
+            <w:tcBorders>
+              <w:top w:val="single" w:color="000000" w:sz="8"/>
+              <w:left w:val="single" w:color="000000" w:sz="8"/>
+              <w:bottom w:val="single" w:color="000000" w:sz="8"/>
+              <w:right w:val="single" w:color="000000" w:sz="8"/>
+            </w:tcBorders>
+            <w:tcMar>
+              <w:top w:type="dxa" w:w="30"/>
+              <w:left w:type="dxa" w:w="100"/>
+              <w:bottom w:type="dxa" w:w="30"/>
+              <w:right w:type="dxa" w:w="100"/>
+            </w:tcMar>
+          </w:tcPr>
+          <w:p>
+            <w:pPr>
+              <w:spacing w:after="0" w:before="0" w:line="300" w:lineRule="atLeast"/>
+              <w:jc w:val="center"/>
+            </w:pPr>
+            <w:r>
+              <w:rPr>
+                <w:rFonts w:ascii="MS P明朝" w:cs="MS P明朝" w:eastAsia="MS P明朝" w:hAnsi="MS P明朝"/>
+                <w:b w:val="false"/>
+                <w:bCs w:val="false"/>
+                <w:sz w:val="22"/>
+                <w:szCs w:val="22"/>
+              </w:rPr>
+              <w:t xml:space="preserve">4</w:t>
+            </w:r>
+          </w:p>
+        </w:tc>
+      </w:tr>
+      <w:tr>
+        <w:trPr>
+          <w:cantSplit/>
+        </w:trPr>
+        <w:tc>
+          <w:tcPr>
+            <w:tcW w:type="dxa" w:w="1800"/>
+            <w:tcBorders>
+              <w:top w:val="single" w:color="000000" w:sz="8"/>
+              <w:left w:val="single" w:color="000000" w:sz="8"/>
+              <w:bottom w:val="single" w:color="000000" w:sz="8"/>
+              <w:right w:val="single" w:color="000000" w:sz="8"/>
+            </w:tcBorders>
+            <w:tcMar>
+              <w:top w:type="dxa" w:w="30"/>
+              <w:left w:type="dxa" w:w="100"/>
+              <w:bottom w:type="dxa" w:w="30"/>
+              <w:right w:type="dxa" w:w="100"/>
+            </w:tcMar>
+          </w:tcPr>
+          <w:p>
+            <w:pPr>
+              <w:spacing w:after="0" w:before="0" w:line="300" w:lineRule="atLeast"/>
+            </w:pPr>
+            <w:r>
+              <w:rPr>
+                <w:rFonts w:ascii="MS P明朝" w:cs="MS P明朝" w:eastAsia="MS P明朝" w:hAnsi="MS P明朝"/>
+                <w:b w:val="false"/>
+                <w:bCs w:val="false"/>
+                <w:sz w:val="22"/>
+                <w:szCs w:val="22"/>
+              </w:rPr>
+              <w:t xml:space="preserve">1（2）</w:t>
+            </w:r>
+          </w:p>
+        </w:tc>
+        <w:tc>
+          <w:tcPr>
+            <w:tcW w:type="dxa" w:w="9470"/>
+            <w:tcBorders>
+              <w:top w:val="single" w:color="000000" w:sz="8"/>
+              <w:left w:val="single" w:color="000000" w:sz="8"/>
+              <w:bottom w:val="single" w:color="000000" w:sz="8"/>
+              <w:right w:val="single" w:color="000000" w:sz="8"/>
+            </w:tcBorders>
+            <w:tcMar>
+              <w:top w:type="dxa" w:w="30"/>
+              <w:left w:type="dxa" w:w="100"/>
+              <w:bottom w:type="dxa" w:w="30"/>
+              <w:right w:type="dxa" w:w="100"/>
+            </w:tcMar>
+          </w:tcPr>
+          <w:p>
+            <w:pPr>
+              <w:spacing w:after="0" w:before="0" w:line="300" w:lineRule="atLeast"/>
+            </w:pPr>
+            <m:oMath xmlns:m="http://schemas.openxmlformats.org/officeDocument/2006/math" xmlns:w="http://schemas.openxmlformats.org/wordprocessingml/2006/main">
+              <m:r>
+                <m:t xml:space="preserve">(x,y)=(−2,3)</m:t>
+              </m:r>
+            </m:oMath>
+          </w:p>
+        </w:tc>
+        <w:tc>
+          <w:tcPr>
+            <w:tcW w:type="dxa" w:w="1400"/>
+            <w:tcBorders>
+              <w:top w:val="single" w:color="000000" w:sz="8"/>
+              <w:left w:val="single" w:color="000000" w:sz="8"/>
+              <w:bottom w:val="single" w:color="000000" w:sz="8"/>
+              <w:right w:val="single" w:color="000000" w:sz="8"/>
+            </w:tcBorders>
+            <w:tcMar>
+              <w:top w:type="dxa" w:w="30"/>
+              <w:left w:type="dxa" w:w="100"/>
+              <w:bottom w:type="dxa" w:w="30"/>
+              <w:right w:type="dxa" w:w="100"/>
+            </w:tcMar>
+          </w:tcPr>
+          <w:p>
+            <w:pPr>
+              <w:spacing w:after="0" w:before="0" w:line="300" w:lineRule="atLeast"/>
+              <w:jc w:val="center"/>
+            </w:pPr>
+            <w:r>
+              <w:rPr>
+                <w:rFonts w:ascii="MS P明朝" w:cs="MS P明朝" w:eastAsia="MS P明朝" w:hAnsi="MS P明朝"/>
+                <w:b w:val="false"/>
+                <w:bCs w:val="false"/>
+                <w:sz w:val="22"/>
+                <w:szCs w:val="22"/>
+              </w:rPr>
+              <w:t xml:space="preserve">4</w:t>
+            </w:r>
+          </w:p>
+        </w:tc>
+      </w:tr>
+      <w:tr>
+        <w:trPr>
+          <w:cantSplit/>
+        </w:trPr>
+        <w:tc>
+          <w:tcPr>
+            <w:tcW w:type="dxa" w:w="1800"/>
+            <w:tcBorders>
+              <w:top w:val="single" w:color="000000" w:sz="8"/>
+              <w:left w:val="single" w:color="000000" w:sz="8"/>
+              <w:bottom w:val="single" w:color="000000" w:sz="8"/>
+              <w:right w:val="single" w:color="000000" w:sz="8"/>
+            </w:tcBorders>
+            <w:tcMar>
+              <w:top w:type="dxa" w:w="30"/>
+              <w:left w:type="dxa" w:w="100"/>
+              <w:bottom w:type="dxa" w:w="30"/>
+              <w:right w:type="dxa" w:w="100"/>
+            </w:tcMar>
+          </w:tcPr>
+          <w:p>
+            <w:pPr>
+              <w:spacing w:after="0" w:before="0" w:line="300" w:lineRule="atLeast"/>
+            </w:pPr>
+            <w:r>
+              <w:rPr>
+                <w:rFonts w:ascii="MS P明朝" w:cs="MS P明朝" w:eastAsia="MS P明朝" w:hAnsi="MS P明朝"/>
+                <w:b w:val="false"/>
+                <w:bCs w:val="false"/>
+                <w:sz w:val="22"/>
+                <w:szCs w:val="22"/>
+              </w:rPr>
+              <w:t xml:space="preserve">1（3）</w:t>
+            </w:r>
+          </w:p>
+        </w:tc>
+        <w:tc>
+          <w:tcPr>
+            <w:tcW w:type="dxa" w:w="9470"/>
+            <w:tcBorders>
+              <w:top w:val="single" w:color="000000" w:sz="8"/>
+              <w:left w:val="single" w:color="000000" w:sz="8"/>
+              <w:bottom w:val="single" w:color="000000" w:sz="8"/>
+              <w:right w:val="single" w:color="000000" w:sz="8"/>
+            </w:tcBorders>
+            <w:tcMar>
+              <w:top w:type="dxa" w:w="30"/>
+              <w:left w:type="dxa" w:w="100"/>
+              <w:bottom w:type="dxa" w:w="30"/>
+              <w:right w:type="dxa" w:w="100"/>
+            </w:tcMar>
+          </w:tcPr>
+          <w:p>
+            <w:pPr>
+              <w:spacing w:after="0" w:before="0" w:line="300" w:lineRule="atLeast"/>
+            </w:pPr>
+            <m:oMath xmlns:m="http://schemas.openxmlformats.org/officeDocument/2006/math" xmlns:w="http://schemas.openxmlformats.org/wordprocessingml/2006/main">
+              <m:r>
+                <m:t xml:space="preserve">(x,y)=(5,1)</m:t>
+              </m:r>
+            </m:oMath>
+          </w:p>
+        </w:tc>
+        <w:tc>
+          <w:tcPr>
+            <w:tcW w:type="dxa" w:w="1400"/>
+            <w:tcBorders>
+              <w:top w:val="single" w:color="000000" w:sz="8"/>
+              <w:left w:val="single" w:color="000000" w:sz="8"/>
+              <w:bottom w:val="single" w:color="000000" w:sz="8"/>
+              <w:right w:val="single" w:color="000000" w:sz="8"/>
+            </w:tcBorders>
+            <w:tcMar>
+              <w:top w:type="dxa" w:w="30"/>
+              <w:left w:type="dxa" w:w="100"/>
+              <w:bottom w:type="dxa" w:w="30"/>
+              <w:right w:type="dxa" w:w="100"/>
+            </w:tcMar>
+          </w:tcPr>
+          <w:p>
+            <w:pPr>
+              <w:spacing w:after="0" w:before="0" w:line="300" w:lineRule="atLeast"/>
+              <w:jc w:val="center"/>
+            </w:pPr>
+            <w:r>
+              <w:rPr>
+                <w:rFonts w:ascii="MS P明朝" w:cs="MS P明朝" w:eastAsia="MS P明朝" w:hAnsi="MS P明朝"/>
+                <w:b w:val="false"/>
+                <w:bCs w:val="false"/>
+                <w:sz w:val="22"/>
+                <w:szCs w:val="22"/>
+              </w:rPr>
+              <w:t xml:space="preserve">4</w:t>
+            </w:r>
+          </w:p>
+        </w:tc>
+      </w:tr>
+      <w:tr>
+        <w:trPr>
+          <w:cantSplit/>
+        </w:trPr>
+        <w:tc>
+          <w:tcPr>
+            <w:tcW w:type="dxa" w:w="1800"/>
+            <w:tcBorders>
+              <w:top w:val="single" w:color="000000" w:sz="8"/>
+              <w:left w:val="single" w:color="000000" w:sz="8"/>
+              <w:bottom w:val="single" w:color="000000" w:sz="8"/>
+              <w:right w:val="single" w:color="000000" w:sz="8"/>
+            </w:tcBorders>
+            <w:tcMar>
+              <w:top w:type="dxa" w:w="30"/>
+              <w:left w:type="dxa" w:w="100"/>
+              <w:bottom w:type="dxa" w:w="30"/>
+              <w:right w:type="dxa" w:w="100"/>
+            </w:tcMar>
+          </w:tcPr>
+          <w:p>
+            <w:pPr>
+              <w:spacing w:after="0" w:before="0" w:line="300" w:lineRule="atLeast"/>
+            </w:pPr>
+            <w:r>
+              <w:rPr>
+                <w:rFonts w:ascii="MS P明朝" w:cs="MS P明朝" w:eastAsia="MS P明朝" w:hAnsi="MS P明朝"/>
+                <w:b w:val="false"/>
+                <w:bCs w:val="false"/>
+                <w:sz w:val="22"/>
+                <w:szCs w:val="22"/>
+              </w:rPr>
+              <w:t xml:space="preserve">1（4）</w:t>
+            </w:r>
+          </w:p>
+        </w:tc>
+        <w:tc>
+          <w:tcPr>
+            <w:tcW w:type="dxa" w:w="9470"/>
+            <w:tcBorders>
+              <w:top w:val="single" w:color="000000" w:sz="8"/>
+              <w:left w:val="single" w:color="000000" w:sz="8"/>
+              <w:bottom w:val="single" w:color="000000" w:sz="8"/>
+              <w:right w:val="single" w:color="000000" w:sz="8"/>
+            </w:tcBorders>
+            <w:tcMar>
+              <w:top w:type="dxa" w:w="30"/>
+              <w:left w:type="dxa" w:w="100"/>
+              <w:bottom w:type="dxa" w:w="30"/>
+              <w:right w:type="dxa" w:w="100"/>
+            </w:tcMar>
+          </w:tcPr>
+          <w:p>
+            <w:pPr>
+              <w:spacing w:after="0" w:before="0" w:line="300" w:lineRule="atLeast"/>
+            </w:pPr>
+            <m:oMath xmlns:m="http://schemas.openxmlformats.org/officeDocument/2006/math" xmlns:w="http://schemas.openxmlformats.org/wordprocessingml/2006/main">
+              <m:r>
+                <m:t xml:space="preserve">(x,y)=(1,−3)</m:t>
+              </m:r>
+            </m:oMath>
+          </w:p>
+        </w:tc>
+        <w:tc>
+          <w:tcPr>
+            <w:tcW w:type="dxa" w:w="1400"/>
+            <w:tcBorders>
+              <w:top w:val="single" w:color="000000" w:sz="8"/>
+              <w:left w:val="single" w:color="000000" w:sz="8"/>
+              <w:bottom w:val="single" w:color="000000" w:sz="8"/>
+              <w:right w:val="single" w:color="000000" w:sz="8"/>
+            </w:tcBorders>
+            <w:tcMar>
+              <w:top w:type="dxa" w:w="30"/>
+              <w:left w:type="dxa" w:w="100"/>
+              <w:bottom w:type="dxa" w:w="30"/>
+              <w:right w:type="dxa" w:w="100"/>
+            </w:tcMar>
+          </w:tcPr>
+          <w:p>
+            <w:pPr>
+              <w:spacing w:after="0" w:before="0" w:line="300" w:lineRule="atLeast"/>
+              <w:jc w:val="center"/>
+            </w:pPr>
+            <w:r>
+              <w:rPr>
+                <w:rFonts w:ascii="MS P明朝" w:cs="MS P明朝" w:eastAsia="MS P明朝" w:hAnsi="MS P明朝"/>
+                <w:b w:val="false"/>
+                <w:bCs w:val="false"/>
+                <w:sz w:val="22"/>
+                <w:szCs w:val="22"/>
+              </w:rPr>
+              <w:t xml:space="preserve">4</w:t>
+            </w:r>
+          </w:p>
+        </w:tc>
+      </w:tr>
+      <w:tr>
+        <w:trPr>
+          <w:cantSplit/>
+        </w:trPr>
+        <w:tc>
+          <w:tcPr>
+            <w:tcW w:type="dxa" w:w="1800"/>
+            <w:tcBorders>
+              <w:top w:val="single" w:color="000000" w:sz="8"/>
+              <w:left w:val="single" w:color="000000" w:sz="8"/>
+              <w:bottom w:val="single" w:color="000000" w:sz="8"/>
+              <w:right w:val="single" w:color="000000" w:sz="8"/>
+            </w:tcBorders>
+            <w:tcMar>
+              <w:top w:type="dxa" w:w="30"/>
+              <w:left w:type="dxa" w:w="100"/>
+              <w:bottom w:type="dxa" w:w="30"/>
+              <w:right w:type="dxa" w:w="100"/>
+            </w:tcMar>
+          </w:tcPr>
+          <w:p>
+            <w:pPr>
+              <w:spacing w:after="0" w:before="0" w:line="300" w:lineRule="atLeast"/>
+            </w:pPr>
+            <w:r>
+              <w:rPr>
+                <w:rFonts w:ascii="MS P明朝" w:cs="MS P明朝" w:eastAsia="MS P明朝" w:hAnsi="MS P明朝"/>
+                <w:b w:val="false"/>
+                <w:bCs w:val="false"/>
+                <w:sz w:val="22"/>
+                <w:szCs w:val="22"/>
+              </w:rPr>
+              <w:t xml:space="preserve">1（5）</w:t>
+            </w:r>
+          </w:p>
+        </w:tc>
+        <w:tc>
+          <w:tcPr>
+            <w:tcW w:type="dxa" w:w="9470"/>
+            <w:tcBorders>
+              <w:top w:val="single" w:color="000000" w:sz="8"/>
+              <w:left w:val="single" w:color="000000" w:sz="8"/>
+              <w:bottom w:val="single" w:color="000000" w:sz="8"/>
+              <w:right w:val="single" w:color="000000" w:sz="8"/>
+            </w:tcBorders>
+            <w:tcMar>
+              <w:top w:type="dxa" w:w="30"/>
+              <w:left w:type="dxa" w:w="100"/>
+              <w:bottom w:type="dxa" w:w="30"/>
+              <w:right w:type="dxa" w:w="100"/>
+            </w:tcMar>
+          </w:tcPr>
+          <w:p>
+            <w:pPr>
+              <w:spacing w:after="0" w:before="0" w:line="300" w:lineRule="atLeast"/>
+            </w:pPr>
+            <m:oMath xmlns:m="http://schemas.openxmlformats.org/officeDocument/2006/math" xmlns:w="http://schemas.openxmlformats.org/wordprocessingml/2006/main">
+              <m:r>
+                <m:t xml:space="preserve">(x,y)=(6,2)</m:t>
+              </m:r>
+            </m:oMath>
+          </w:p>
+        </w:tc>
+        <w:tc>
+          <w:tcPr>
+            <w:tcW w:type="dxa" w:w="1400"/>
+            <w:tcBorders>
+              <w:top w:val="single" w:color="000000" w:sz="8"/>
+              <w:left w:val="single" w:color="000000" w:sz="8"/>
+              <w:bottom w:val="single" w:color="000000" w:sz="8"/>
+              <w:right w:val="single" w:color="000000" w:sz="8"/>
+            </w:tcBorders>
+            <w:tcMar>
+              <w:top w:type="dxa" w:w="30"/>
+              <w:left w:type="dxa" w:w="100"/>
+              <w:bottom w:type="dxa" w:w="30"/>
+              <w:right w:type="dxa" w:w="100"/>
+            </w:tcMar>
+          </w:tcPr>
+          <w:p>
+            <w:pPr>
+              <w:spacing w:after="0" w:before="0" w:line="300" w:lineRule="atLeast"/>
+              <w:jc w:val="center"/>
+            </w:pPr>
+            <w:r>
+              <w:rPr>
+                <w:rFonts w:ascii="MS P明朝" w:cs="MS P明朝" w:eastAsia="MS P明朝" w:hAnsi="MS P明朝"/>
+                <w:b w:val="false"/>
+                <w:bCs w:val="false"/>
+                <w:sz w:val="22"/>
+                <w:szCs w:val="22"/>
+              </w:rPr>
+              <w:t xml:space="preserve">4</w:t>
+            </w:r>
+          </w:p>
+        </w:tc>
+      </w:tr>
+      <w:tr>
+        <w:trPr>
+          <w:cantSplit/>
+        </w:trPr>
+        <w:tc>
+          <w:tcPr>
+            <w:tcW w:type="dxa" w:w="1800"/>
+            <w:tcBorders>
+              <w:top w:val="single" w:color="000000" w:sz="8"/>
+              <w:left w:val="single" w:color="000000" w:sz="8"/>
+              <w:bottom w:val="single" w:color="000000" w:sz="8"/>
+              <w:right w:val="single" w:color="000000" w:sz="8"/>
+            </w:tcBorders>
+            <w:tcMar>
+              <w:top w:type="dxa" w:w="30"/>
+              <w:left w:type="dxa" w:w="100"/>
+              <w:bottom w:type="dxa" w:w="30"/>
+              <w:right w:type="dxa" w:w="100"/>
+            </w:tcMar>
+          </w:tcPr>
+          <w:p>
+            <w:pPr>
+              <w:spacing w:after="0" w:before="0" w:line="300" w:lineRule="atLeast"/>
+            </w:pPr>
+            <w:r>
+              <w:rPr>
+                <w:rFonts w:ascii="MS P明朝" w:cs="MS P明朝" w:eastAsia="MS P明朝" w:hAnsi="MS P明朝"/>
+                <w:b w:val="false"/>
+                <w:bCs w:val="false"/>
+                <w:sz w:val="22"/>
+                <w:szCs w:val="22"/>
+              </w:rPr>
+              <w:t xml:space="preserve">2（1）</w:t>
+            </w:r>
+          </w:p>
+        </w:tc>
+        <w:tc>
+          <w:tcPr>
+            <w:tcW w:type="dxa" w:w="9470"/>
+            <w:tcBorders>
+              <w:top w:val="single" w:color="000000" w:sz="8"/>
+              <w:left w:val="single" w:color="000000" w:sz="8"/>
+              <w:bottom w:val="single" w:color="000000" w:sz="8"/>
+              <w:right w:val="single" w:color="000000" w:sz="8"/>
+            </w:tcBorders>
+            <w:tcMar>
+              <w:top w:type="dxa" w:w="30"/>
+              <w:left w:type="dxa" w:w="100"/>
+              <w:bottom w:type="dxa" w:w="30"/>
+              <w:right w:type="dxa" w:w="100"/>
+            </w:tcMar>
+          </w:tcPr>
+          <w:p>
+            <w:pPr>
+              <w:spacing w:after="0" w:before="0" w:line="300" w:lineRule="atLeast"/>
+            </w:pPr>
+            <w:r>
+              <w:rPr>
+                <w:rFonts w:ascii="MS P明朝" w:cs="MS P明朝" w:eastAsia="MS P明朝" w:hAnsi="MS P明朝"/>
+                <w:b w:val="false"/>
+                <w:bCs w:val="false"/>
+                <w:sz w:val="22"/>
+                <w:szCs w:val="22"/>
+              </w:rPr>
+              <w:t xml:space="preserve">ア、ウ（完全正答）</w:t>
+            </w:r>
+          </w:p>
+        </w:tc>
+        <w:tc>
+          <w:tcPr>
+            <w:tcW w:type="dxa" w:w="1400"/>
+            <w:tcBorders>
+              <w:top w:val="single" w:color="000000" w:sz="8"/>
+              <w:left w:val="single" w:color="000000" w:sz="8"/>
+              <w:bottom w:val="single" w:color="000000" w:sz="8"/>
+              <w:right w:val="single" w:color="000000" w:sz="8"/>
+            </w:tcBorders>
+            <w:tcMar>
+              <w:top w:type="dxa" w:w="30"/>
+              <w:left w:type="dxa" w:w="100"/>
+              <w:bottom w:type="dxa" w:w="30"/>
+              <w:right w:type="dxa" w:w="100"/>
+            </w:tcMar>
+          </w:tcPr>
+          <w:p>
+            <w:pPr>
+              <w:spacing w:after="0" w:before="0" w:line="300" w:lineRule="atLeast"/>
+              <w:jc w:val="center"/>
+            </w:pPr>
+            <w:r>
+              <w:rPr>
+                <w:rFonts w:ascii="MS P明朝" w:cs="MS P明朝" w:eastAsia="MS P明朝" w:hAnsi="MS P明朝"/>
+                <w:b w:val="false"/>
+                <w:bCs w:val="false"/>
+                <w:sz w:val="22"/>
+                <w:szCs w:val="22"/>
+              </w:rPr>
+              <w:t xml:space="preserve">3</w:t>
+            </w:r>
+          </w:p>
+        </w:tc>
+      </w:tr>
+      <w:tr>
+        <w:trPr>
+          <w:cantSplit/>
+        </w:trPr>
+        <w:tc>
+          <w:tcPr>
+            <w:tcW w:type="dxa" w:w="1800"/>
+            <w:tcBorders>
+              <w:top w:val="single" w:color="000000" w:sz="8"/>
+              <w:left w:val="single" w:color="000000" w:sz="8"/>
+              <w:bottom w:val="single" w:color="000000" w:sz="8"/>
+              <w:right w:val="single" w:color="000000" w:sz="8"/>
+            </w:tcBorders>
+            <w:tcMar>
+              <w:top w:type="dxa" w:w="30"/>
+              <w:left w:type="dxa" w:w="100"/>
+              <w:bottom w:type="dxa" w:w="30"/>
+              <w:right w:type="dxa" w:w="100"/>
+            </w:tcMar>
+          </w:tcPr>
+          <w:p>
+            <w:pPr>
+              <w:spacing w:after="0" w:before="0" w:line="300" w:lineRule="atLeast"/>
+            </w:pPr>
+            <w:r>
+              <w:rPr>
+                <w:rFonts w:ascii="MS P明朝" w:cs="MS P明朝" w:eastAsia="MS P明朝" w:hAnsi="MS P明朝"/>
+                <w:b w:val="false"/>
+                <w:bCs w:val="false"/>
+                <w:sz w:val="22"/>
+                <w:szCs w:val="22"/>
+              </w:rPr>
+              <w:t xml:space="preserve">2（2）①</w:t>
+            </w:r>
+          </w:p>
+        </w:tc>
+        <w:tc>
+          <w:tcPr>
+            <w:tcW w:type="dxa" w:w="9470"/>
+            <w:tcBorders>
+              <w:top w:val="single" w:color="000000" w:sz="8"/>
+              <w:left w:val="single" w:color="000000" w:sz="8"/>
+              <w:bottom w:val="single" w:color="000000" w:sz="8"/>
+              <w:right w:val="single" w:color="000000" w:sz="8"/>
+            </w:tcBorders>
+            <w:tcMar>
+              <w:top w:type="dxa" w:w="30"/>
+              <w:left w:type="dxa" w:w="100"/>
+              <w:bottom w:type="dxa" w:w="30"/>
+              <w:right w:type="dxa" w:w="100"/>
+            </w:tcMar>
+          </w:tcPr>
+          <w:p>
+            <w:pPr>
+              <w:spacing w:after="0" w:before="0" w:line="300" w:lineRule="atLeast"/>
+            </w:pPr>
+            <w:r>
+              <w:rPr>
+                <w:rFonts w:ascii="MS P明朝" w:cs="MS P明朝" w:eastAsia="MS P明朝" w:hAnsi="MS P明朝"/>
+                <w:b w:val="false"/>
+                <w:bCs w:val="false"/>
+                <w:sz w:val="22"/>
+                <w:szCs w:val="22"/>
+              </w:rPr>
+              <w:t xml:space="preserve">6</w:t>
+            </w:r>
+          </w:p>
+        </w:tc>
+        <w:tc>
+          <w:tcPr>
+            <w:tcW w:type="dxa" w:w="1400"/>
+            <w:tcBorders>
+              <w:top w:val="single" w:color="000000" w:sz="8"/>
+              <w:left w:val="single" w:color="000000" w:sz="8"/>
+              <w:bottom w:val="single" w:color="000000" w:sz="8"/>
+              <w:right w:val="single" w:color="000000" w:sz="8"/>
+            </w:tcBorders>
+            <w:tcMar>
+              <w:top w:type="dxa" w:w="30"/>
+              <w:left w:type="dxa" w:w="100"/>
+              <w:bottom w:type="dxa" w:w="30"/>
+              <w:right w:type="dxa" w:w="100"/>
+            </w:tcMar>
+          </w:tcPr>
+          <w:p>
+            <w:pPr>
+              <w:spacing w:after="0" w:before="0" w:line="300" w:lineRule="atLeast"/>
+              <w:jc w:val="center"/>
+            </w:pPr>
+            <w:r>
+              <w:rPr>
+                <w:rFonts w:ascii="MS P明朝" w:cs="MS P明朝" w:eastAsia="MS P明朝" w:hAnsi="MS P明朝"/>
+                <w:b w:val="false"/>
+                <w:bCs w:val="false"/>
+                <w:sz w:val="22"/>
+                <w:szCs w:val="22"/>
+              </w:rPr>
+              <w:t xml:space="preserve">3</w:t>
+            </w:r>
+          </w:p>
+        </w:tc>
+      </w:tr>
+      <w:tr>
+        <w:trPr>
+          <w:cantSplit/>
+        </w:trPr>
+        <w:tc>
+          <w:tcPr>
+            <w:tcW w:type="dxa" w:w="1800"/>
+            <w:tcBorders>
+              <w:top w:val="single" w:color="000000" w:sz="8"/>
+              <w:left w:val="single" w:color="000000" w:sz="8"/>
+              <w:bottom w:val="single" w:color="000000" w:sz="8"/>
+              <w:right w:val="single" w:color="000000" w:sz="8"/>
+            </w:tcBorders>
+            <w:tcMar>
+              <w:top w:type="dxa" w:w="30"/>
+              <w:left w:type="dxa" w:w="100"/>
+              <w:bottom w:type="dxa" w:w="30"/>
+              <w:right w:type="dxa" w:w="100"/>
+            </w:tcMar>
+          </w:tcPr>
+          <w:p>
+            <w:pPr>
+              <w:spacing w:after="0" w:before="0" w:line="300" w:lineRule="atLeast"/>
+            </w:pPr>
+            <w:r>
+              <w:rPr>
+                <w:rFonts w:ascii="MS P明朝" w:cs="MS P明朝" w:eastAsia="MS P明朝" w:hAnsi="MS P明朝"/>
+                <w:b w:val="false"/>
+                <w:bCs w:val="false"/>
+                <w:sz w:val="22"/>
+                <w:szCs w:val="22"/>
+              </w:rPr>
+              <w:t xml:space="preserve">2（2）②</w:t>
+            </w:r>
+          </w:p>
+        </w:tc>
+        <w:tc>
+          <w:tcPr>
+            <w:tcW w:type="dxa" w:w="9470"/>
+            <w:tcBorders>
+              <w:top w:val="single" w:color="000000" w:sz="8"/>
+              <w:left w:val="single" w:color="000000" w:sz="8"/>
+              <w:bottom w:val="single" w:color="000000" w:sz="8"/>
+              <w:right w:val="single" w:color="000000" w:sz="8"/>
+            </w:tcBorders>
+            <w:tcMar>
+              <w:top w:type="dxa" w:w="30"/>
+              <w:left w:type="dxa" w:w="100"/>
+              <w:bottom w:type="dxa" w:w="30"/>
+              <w:right w:type="dxa" w:w="100"/>
+            </w:tcMar>
+          </w:tcPr>
+          <w:p>
+            <w:pPr>
+              <w:spacing w:after="0" w:before="0" w:line="300" w:lineRule="atLeast"/>
+            </w:pPr>
+            <m:oMath xmlns:m="http://schemas.openxmlformats.org/officeDocument/2006/math" xmlns:w="http://schemas.openxmlformats.org/wordprocessingml/2006/main">
+              <m:r>
+                <m:t xml:space="preserve">−3</m:t>
+              </m:r>
+            </m:oMath>
+          </w:p>
+        </w:tc>
+        <w:tc>
+          <w:tcPr>
+            <w:tcW w:type="dxa" w:w="1400"/>
+            <w:tcBorders>
+              <w:top w:val="single" w:color="000000" w:sz="8"/>
+              <w:left w:val="single" w:color="000000" w:sz="8"/>
+              <w:bottom w:val="single" w:color="000000" w:sz="8"/>
+              <w:right w:val="single" w:color="000000" w:sz="8"/>
+            </w:tcBorders>
+            <w:tcMar>
+              <w:top w:type="dxa" w:w="30"/>
+              <w:left w:type="dxa" w:w="100"/>
+              <w:bottom w:type="dxa" w:w="30"/>
+              <w:right w:type="dxa" w:w="100"/>
+            </w:tcMar>
+          </w:tcPr>
+          <w:p>
+            <w:pPr>
+              <w:spacing w:after="0" w:before="0" w:line="300" w:lineRule="atLeast"/>
+              <w:jc w:val="center"/>
+            </w:pPr>
+            <w:r>
+              <w:rPr>
+                <w:rFonts w:ascii="MS P明朝" w:cs="MS P明朝" w:eastAsia="MS P明朝" w:hAnsi="MS P明朝"/>
+                <w:b w:val="false"/>
+                <w:bCs w:val="false"/>
+                <w:sz w:val="22"/>
+                <w:szCs w:val="22"/>
+              </w:rPr>
+              <w:t xml:space="preserve">3</w:t>
+            </w:r>
+          </w:p>
+        </w:tc>
+      </w:tr>
+      <w:tr>
+        <w:trPr>
+          <w:cantSplit/>
+        </w:trPr>
+        <w:tc>
+          <w:tcPr>
+            <w:tcW w:type="dxa" w:w="1800"/>
+            <w:tcBorders>
+              <w:top w:val="single" w:color="000000" w:sz="8"/>
+              <w:left w:val="single" w:color="000000" w:sz="8"/>
+              <w:bottom w:val="single" w:color="000000" w:sz="8"/>
+              <w:right w:val="single" w:color="000000" w:sz="8"/>
+            </w:tcBorders>
+            <w:tcMar>
+              <w:top w:type="dxa" w:w="30"/>
+              <w:left w:type="dxa" w:w="100"/>
+              <w:bottom w:type="dxa" w:w="30"/>
+              <w:right w:type="dxa" w:w="100"/>
+            </w:tcMar>
+          </w:tcPr>
+          <w:p>
+            <w:pPr>
+              <w:spacing w:after="0" w:before="0" w:line="300" w:lineRule="atLeast"/>
+            </w:pPr>
+            <w:r>
+              <w:rPr>
+                <w:rFonts w:ascii="MS P明朝" w:cs="MS P明朝" w:eastAsia="MS P明朝" w:hAnsi="MS P明朝"/>
+                <w:b w:val="false"/>
+                <w:bCs w:val="false"/>
+                <w:sz w:val="22"/>
+                <w:szCs w:val="22"/>
+              </w:rPr>
+              <w:t xml:space="preserve">2（2）③</w:t>
+            </w:r>
+          </w:p>
+        </w:tc>
+        <w:tc>
+          <w:tcPr>
+            <w:tcW w:type="dxa" w:w="9470"/>
+            <w:tcBorders>
+              <w:top w:val="single" w:color="000000" w:sz="8"/>
+              <w:left w:val="single" w:color="000000" w:sz="8"/>
+              <w:bottom w:val="single" w:color="000000" w:sz="8"/>
+              <w:right w:val="single" w:color="000000" w:sz="8"/>
+            </w:tcBorders>
+            <w:tcMar>
+              <w:top w:type="dxa" w:w="30"/>
+              <w:left w:type="dxa" w:w="100"/>
+              <w:bottom w:type="dxa" w:w="30"/>
+              <w:right w:type="dxa" w:w="100"/>
+            </w:tcMar>
+          </w:tcPr>
+          <w:p>
+            <w:pPr>
+              <w:spacing w:after="0" w:before="0" w:line="300" w:lineRule="atLeast"/>
+            </w:pPr>
+            <m:oMath xmlns:m="http://schemas.openxmlformats.org/officeDocument/2006/math" xmlns:w="http://schemas.openxmlformats.org/wordprocessingml/2006/main">
+              <m:r>
+                <m:t xml:space="preserve">−</m:t>
               </m:r>
               <m:f>
                 <m:num>
@@ -286,35 +1072,7 @@
                   </m:r>
                 </m:den>
               </m:f>
-              <m:r>
-                <m:t xml:space="preserve">x+10</m:t>
-              </m:r>
             </m:oMath>
-            <w:r>
-              <w:rPr>
-                <w:rFonts w:ascii="MS P明朝" w:cs="MS P明朝" w:eastAsia="MS P明朝" w:hAnsi="MS P明朝"/>
-                <w:b w:val="false"/>
-                <w:bCs w:val="false"/>
-                <w:sz w:val="22"/>
-                <w:szCs w:val="22"/>
-              </w:rPr>
-              <w:t xml:space="preserve">（</w:t>
-            </w:r>
-            <m:oMath xmlns:m="http://schemas.openxmlformats.org/officeDocument/2006/math" xmlns:w="http://schemas.openxmlformats.org/wordprocessingml/2006/main">
-              <m:r>
-                <m:t xml:space="preserve">y=0.5x+10</m:t>
-              </m:r>
-            </m:oMath>
-            <w:r>
-              <w:rPr>
-                <w:rFonts w:ascii="MS P明朝" w:cs="MS P明朝" w:eastAsia="MS P明朝" w:hAnsi="MS P明朝"/>
-                <w:b w:val="false"/>
-                <w:bCs w:val="false"/>
-                <w:sz w:val="22"/>
-                <w:szCs w:val="22"/>
-              </w:rPr>
-              <w:t xml:space="preserve">も正解）</w:t>
-            </w:r>
           </w:p>
         </w:tc>
         <w:tc>
@@ -346,7 +1104,7 @@
                 <w:sz w:val="22"/>
                 <w:szCs w:val="22"/>
               </w:rPr>
-              <w:t xml:space="preserve">4</w:t>
+              <w:t xml:space="preserve">3</w:t>
             </w:r>
           </w:p>
         </w:tc>
@@ -383,7 +1141,7 @@
                 <w:sz w:val="22"/>
                 <w:szCs w:val="22"/>
               </w:rPr>
-              <w:t xml:space="preserve">1（2）</w:t>
+              <w:t xml:space="preserve">2（3）①</w:t>
             </w:r>
           </w:p>
         </w:tc>
@@ -407,16 +1165,11 @@
             <w:pPr>
               <w:spacing w:after="0" w:before="0" w:line="300" w:lineRule="atLeast"/>
             </w:pPr>
-            <w:r>
-              <w:rPr>
-                <w:rFonts w:ascii="MS P明朝" w:cs="MS P明朝" w:eastAsia="MS P明朝" w:hAnsi="MS P明朝"/>
-                <w:b w:val="false"/>
-                <w:bCs w:val="false"/>
-                <w:sz w:val="22"/>
-                <w:szCs w:val="22"/>
-              </w:rPr>
-              <w:t xml:space="preserve">16cm</w:t>
-            </w:r>
+            <m:oMath xmlns:m="http://schemas.openxmlformats.org/officeDocument/2006/math" xmlns:w="http://schemas.openxmlformats.org/wordprocessingml/2006/main">
+              <m:r>
+                <m:t xml:space="preserve">y=−2x+5</m:t>
+              </m:r>
+            </m:oMath>
           </w:p>
         </w:tc>
         <w:tc>
@@ -448,7 +1201,7 @@
                 <w:sz w:val="22"/>
                 <w:szCs w:val="22"/>
               </w:rPr>
-              <w:t xml:space="preserve">4</w:t>
+              <w:t xml:space="preserve">3</w:t>
             </w:r>
           </w:p>
         </w:tc>
@@ -485,7 +1238,7 @@
                 <w:sz w:val="22"/>
                 <w:szCs w:val="22"/>
               </w:rPr>
-              <w:t xml:space="preserve">1（3）</w:t>
+              <w:t xml:space="preserve">2（3）②</w:t>
             </w:r>
           </w:p>
         </w:tc>
@@ -509,16 +1262,11 @@
             <w:pPr>
               <w:spacing w:after="0" w:before="0" w:line="300" w:lineRule="atLeast"/>
             </w:pPr>
-            <w:r>
-              <w:rPr>
-                <w:rFonts w:ascii="MS P明朝" w:cs="MS P明朝" w:eastAsia="MS P明朝" w:hAnsi="MS P明朝"/>
-                <w:b w:val="false"/>
-                <w:bCs w:val="false"/>
-                <w:sz w:val="22"/>
-                <w:szCs w:val="22"/>
-              </w:rPr>
-              <w:t xml:space="preserve">30g</w:t>
-            </w:r>
+            <m:oMath xmlns:m="http://schemas.openxmlformats.org/officeDocument/2006/math" xmlns:w="http://schemas.openxmlformats.org/wordprocessingml/2006/main">
+              <m:r>
+                <m:t xml:space="preserve">y=3x−5</m:t>
+              </m:r>
+            </m:oMath>
           </w:p>
         </w:tc>
         <w:tc>
@@ -550,7 +1298,7 @@
                 <w:sz w:val="22"/>
                 <w:szCs w:val="22"/>
               </w:rPr>
-              <w:t xml:space="preserve">4</w:t>
+              <w:t xml:space="preserve">3</w:t>
             </w:r>
           </w:p>
         </w:tc>
@@ -587,7 +1335,7 @@
                 <w:sz w:val="22"/>
                 <w:szCs w:val="22"/>
               </w:rPr>
-              <w:t xml:space="preserve">2（1）</w:t>
+              <w:t xml:space="preserve">2（3）③</w:t>
             </w:r>
           </w:p>
         </w:tc>
@@ -611,16 +1359,11 @@
             <w:pPr>
               <w:spacing w:after="0" w:before="0" w:line="300" w:lineRule="atLeast"/>
             </w:pPr>
-            <w:r>
-              <w:rPr>
-                <w:rFonts w:ascii="MS P明朝" w:cs="MS P明朝" w:eastAsia="MS P明朝" w:hAnsi="MS P明朝"/>
-                <w:b w:val="false"/>
-                <w:bCs w:val="false"/>
-                <w:sz w:val="22"/>
-                <w:szCs w:val="22"/>
-              </w:rPr>
-              <w:t xml:space="preserve">分速80m</w:t>
-            </w:r>
+            <m:oMath xmlns:m="http://schemas.openxmlformats.org/officeDocument/2006/math" xmlns:w="http://schemas.openxmlformats.org/wordprocessingml/2006/main">
+              <m:r>
+                <m:t xml:space="preserve">y=−x+3</m:t>
+              </m:r>
+            </m:oMath>
           </w:p>
         </w:tc>
         <w:tc>
@@ -689,7 +1432,7 @@
                 <w:sz w:val="22"/>
                 <w:szCs w:val="22"/>
               </w:rPr>
-              <w:t xml:space="preserve">2（2）</w:t>
+              <w:t xml:space="preserve">2（4）</w:t>
             </w:r>
           </w:p>
         </w:tc>
@@ -713,16 +1456,11 @@
             <w:pPr>
               <w:spacing w:after="0" w:before="0" w:line="300" w:lineRule="atLeast"/>
             </w:pPr>
-            <w:r>
-              <w:rPr>
-                <w:rFonts w:ascii="MS P明朝" w:cs="MS P明朝" w:eastAsia="MS P明朝" w:hAnsi="MS P明朝"/>
-                <w:b w:val="false"/>
-                <w:bCs w:val="false"/>
-                <w:sz w:val="22"/>
-                <w:szCs w:val="22"/>
-              </w:rPr>
-              <w:t xml:space="preserve">10分間</w:t>
-            </w:r>
+            <m:oMath xmlns:m="http://schemas.openxmlformats.org/officeDocument/2006/math" xmlns:w="http://schemas.openxmlformats.org/wordprocessingml/2006/main">
+              <m:r>
+                <m:t xml:space="preserve">−7≦y≦2</m:t>
+              </m:r>
+            </m:oMath>
           </w:p>
         </w:tc>
         <w:tc>
@@ -791,7 +1529,7 @@
                 <w:sz w:val="22"/>
                 <w:szCs w:val="22"/>
               </w:rPr>
-              <w:t xml:space="preserve">2（3）</w:t>
+              <w:t xml:space="preserve">2（5）</w:t>
             </w:r>
           </w:p>
         </w:tc>
@@ -815,310 +1553,49 @@
             <w:pPr>
               <w:spacing w:after="0" w:before="0" w:line="300" w:lineRule="atLeast"/>
             </w:pPr>
+            <w:r>
+              <w:rPr>
+                <w:rFonts w:ascii="MS P明朝" w:cs="MS P明朝" w:eastAsia="MS P明朝" w:hAnsi="MS P明朝"/>
+                <w:b w:val="false"/>
+                <w:bCs w:val="false"/>
+                <w:sz w:val="22"/>
+                <w:szCs w:val="22"/>
+              </w:rPr>
+              <w:t xml:space="preserve">①　</w:t>
+            </w:r>
             <m:oMath xmlns:m="http://schemas.openxmlformats.org/officeDocument/2006/math" xmlns:w="http://schemas.openxmlformats.org/wordprocessingml/2006/main">
               <m:r>
-                <m:t xml:space="preserve">y=120x−1600</m:t>
+                <m:t xml:space="preserve">y=−3x+2</m:t>
               </m:r>
             </m:oMath>
-          </w:p>
-        </w:tc>
-        <w:tc>
-          <w:tcPr>
-            <w:tcW w:type="dxa" w:w="1400"/>
-            <w:tcBorders>
-              <w:top w:val="single" w:color="000000" w:sz="8"/>
-              <w:left w:val="single" w:color="000000" w:sz="8"/>
-              <w:bottom w:val="single" w:color="000000" w:sz="8"/>
-              <w:right w:val="single" w:color="000000" w:sz="8"/>
-            </w:tcBorders>
-            <w:tcMar>
-              <w:top w:type="dxa" w:w="30"/>
-              <w:left w:type="dxa" w:w="100"/>
-              <w:bottom w:type="dxa" w:w="30"/>
-              <w:right w:type="dxa" w:w="100"/>
-            </w:tcMar>
-          </w:tcPr>
-          <w:p>
-            <w:pPr>
-              <w:spacing w:after="0" w:before="0" w:line="300" w:lineRule="atLeast"/>
-              <w:jc w:val="center"/>
-            </w:pPr>
-            <w:r>
-              <w:rPr>
-                <w:rFonts w:ascii="MS P明朝" w:cs="MS P明朝" w:eastAsia="MS P明朝" w:hAnsi="MS P明朝"/>
-                <w:b w:val="false"/>
-                <w:bCs w:val="false"/>
-                <w:sz w:val="22"/>
-                <w:szCs w:val="22"/>
-              </w:rPr>
-              <w:t xml:space="preserve">4</w:t>
-            </w:r>
-          </w:p>
-        </w:tc>
-      </w:tr>
-      <w:tr>
-        <w:trPr>
-          <w:cantSplit/>
-        </w:trPr>
-        <w:tc>
-          <w:tcPr>
-            <w:tcW w:type="dxa" w:w="1800"/>
-            <w:tcBorders>
-              <w:top w:val="single" w:color="000000" w:sz="8"/>
-              <w:left w:val="single" w:color="000000" w:sz="8"/>
-              <w:bottom w:val="single" w:color="000000" w:sz="8"/>
-              <w:right w:val="single" w:color="000000" w:sz="8"/>
-            </w:tcBorders>
-            <w:tcMar>
-              <w:top w:type="dxa" w:w="30"/>
-              <w:left w:type="dxa" w:w="100"/>
-              <w:bottom w:type="dxa" w:w="30"/>
-              <w:right w:type="dxa" w:w="100"/>
-            </w:tcMar>
-          </w:tcPr>
-          <w:p>
-            <w:pPr>
-              <w:spacing w:after="0" w:before="0" w:line="300" w:lineRule="atLeast"/>
-            </w:pPr>
-            <w:r>
-              <w:rPr>
-                <w:rFonts w:ascii="MS P明朝" w:cs="MS P明朝" w:eastAsia="MS P明朝" w:hAnsi="MS P明朝"/>
-                <w:b w:val="false"/>
-                <w:bCs w:val="false"/>
-                <w:sz w:val="22"/>
-                <w:szCs w:val="22"/>
-              </w:rPr>
-              <w:t xml:space="preserve">2（4）</w:t>
-            </w:r>
-          </w:p>
-        </w:tc>
-        <w:tc>
-          <w:tcPr>
-            <w:tcW w:type="dxa" w:w="9470"/>
-            <w:tcBorders>
-              <w:top w:val="single" w:color="000000" w:sz="8"/>
-              <w:left w:val="single" w:color="000000" w:sz="8"/>
-              <w:bottom w:val="single" w:color="000000" w:sz="8"/>
-              <w:right w:val="single" w:color="000000" w:sz="8"/>
-            </w:tcBorders>
-            <w:tcMar>
-              <w:top w:type="dxa" w:w="30"/>
-              <w:left w:type="dxa" w:w="100"/>
-              <w:bottom w:type="dxa" w:w="30"/>
-              <w:right w:type="dxa" w:w="100"/>
-            </w:tcMar>
-          </w:tcPr>
-          <w:p>
-            <w:pPr>
-              <w:spacing w:after="0" w:before="0" w:line="300" w:lineRule="atLeast"/>
-            </w:pPr>
-            <w:r>
-              <w:rPr>
-                <w:rFonts w:ascii="MS P明朝" w:cs="MS P明朝" w:eastAsia="MS P明朝" w:hAnsi="MS P明朝"/>
-                <w:b w:val="false"/>
-                <w:bCs w:val="false"/>
-                <w:sz w:val="22"/>
-                <w:szCs w:val="22"/>
-              </w:rPr>
-              <w:t xml:space="preserve">9時25分</w:t>
-            </w:r>
-          </w:p>
-        </w:tc>
-        <w:tc>
-          <w:tcPr>
-            <w:tcW w:type="dxa" w:w="1400"/>
-            <w:tcBorders>
-              <w:top w:val="single" w:color="000000" w:sz="8"/>
-              <w:left w:val="single" w:color="000000" w:sz="8"/>
-              <w:bottom w:val="single" w:color="000000" w:sz="8"/>
-              <w:right w:val="single" w:color="000000" w:sz="8"/>
-            </w:tcBorders>
-            <w:tcMar>
-              <w:top w:type="dxa" w:w="30"/>
-              <w:left w:type="dxa" w:w="100"/>
-              <w:bottom w:type="dxa" w:w="30"/>
-              <w:right w:type="dxa" w:w="100"/>
-            </w:tcMar>
-          </w:tcPr>
-          <w:p>
-            <w:pPr>
-              <w:spacing w:after="0" w:before="0" w:line="300" w:lineRule="atLeast"/>
-              <w:jc w:val="center"/>
-            </w:pPr>
-            <w:r>
-              <w:rPr>
-                <w:rFonts w:ascii="MS P明朝" w:cs="MS P明朝" w:eastAsia="MS P明朝" w:hAnsi="MS P明朝"/>
-                <w:b w:val="false"/>
-                <w:bCs w:val="false"/>
-                <w:sz w:val="22"/>
-                <w:szCs w:val="22"/>
-              </w:rPr>
-              <w:t xml:space="preserve">4</w:t>
-            </w:r>
-          </w:p>
-        </w:tc>
-      </w:tr>
-      <w:tr>
-        <w:trPr>
-          <w:cantSplit/>
-        </w:trPr>
-        <w:tc>
-          <w:tcPr>
-            <w:tcW w:type="dxa" w:w="1800"/>
-            <w:tcBorders>
-              <w:top w:val="single" w:color="000000" w:sz="8"/>
-              <w:left w:val="single" w:color="000000" w:sz="8"/>
-              <w:bottom w:val="single" w:color="000000" w:sz="8"/>
-              <w:right w:val="single" w:color="000000" w:sz="8"/>
-            </w:tcBorders>
-            <w:tcMar>
-              <w:top w:type="dxa" w:w="30"/>
-              <w:left w:type="dxa" w:w="100"/>
-              <w:bottom w:type="dxa" w:w="30"/>
-              <w:right w:type="dxa" w:w="100"/>
-            </w:tcMar>
-          </w:tcPr>
-          <w:p>
-            <w:pPr>
-              <w:spacing w:after="0" w:before="0" w:line="300" w:lineRule="atLeast"/>
-            </w:pPr>
-            <w:r>
-              <w:rPr>
-                <w:rFonts w:ascii="MS P明朝" w:cs="MS P明朝" w:eastAsia="MS P明朝" w:hAnsi="MS P明朝"/>
-                <w:b w:val="false"/>
-                <w:bCs w:val="false"/>
-                <w:sz w:val="22"/>
-                <w:szCs w:val="22"/>
-              </w:rPr>
-              <w:t xml:space="preserve">3（1）</w:t>
-            </w:r>
-          </w:p>
-        </w:tc>
-        <w:tc>
-          <w:tcPr>
-            <w:tcW w:type="dxa" w:w="9470"/>
-            <w:tcBorders>
-              <w:top w:val="single" w:color="000000" w:sz="8"/>
-              <w:left w:val="single" w:color="000000" w:sz="8"/>
-              <w:bottom w:val="single" w:color="000000" w:sz="8"/>
-              <w:right w:val="single" w:color="000000" w:sz="8"/>
-            </w:tcBorders>
-            <w:tcMar>
-              <w:top w:type="dxa" w:w="30"/>
-              <w:left w:type="dxa" w:w="100"/>
-              <w:bottom w:type="dxa" w:w="30"/>
-              <w:right w:type="dxa" w:w="100"/>
-            </w:tcMar>
-          </w:tcPr>
-          <w:p>
-            <w:pPr>
-              <w:spacing w:after="0" w:before="0" w:line="300" w:lineRule="atLeast"/>
-            </w:pPr>
-            <w:r>
-              <w:rPr>
-                <w:rFonts w:ascii="MS P明朝" w:cs="MS P明朝" w:eastAsia="MS P明朝" w:hAnsi="MS P明朝"/>
-                <w:b w:val="false"/>
-                <w:bCs w:val="false"/>
-                <w:sz w:val="22"/>
-                <w:szCs w:val="22"/>
-              </w:rPr>
-              <w:t xml:space="preserve">12</w:t>
-            </w:r>
-          </w:p>
-        </w:tc>
-        <w:tc>
-          <w:tcPr>
-            <w:tcW w:type="dxa" w:w="1400"/>
-            <w:tcBorders>
-              <w:top w:val="single" w:color="000000" w:sz="8"/>
-              <w:left w:val="single" w:color="000000" w:sz="8"/>
-              <w:bottom w:val="single" w:color="000000" w:sz="8"/>
-              <w:right w:val="single" w:color="000000" w:sz="8"/>
-            </w:tcBorders>
-            <w:tcMar>
-              <w:top w:type="dxa" w:w="30"/>
-              <w:left w:type="dxa" w:w="100"/>
-              <w:bottom w:type="dxa" w:w="30"/>
-              <w:right w:type="dxa" w:w="100"/>
-            </w:tcMar>
-          </w:tcPr>
-          <w:p>
-            <w:pPr>
-              <w:spacing w:after="0" w:before="0" w:line="300" w:lineRule="atLeast"/>
-              <w:jc w:val="center"/>
-            </w:pPr>
-            <w:r>
-              <w:rPr>
-                <w:rFonts w:ascii="MS P明朝" w:cs="MS P明朝" w:eastAsia="MS P明朝" w:hAnsi="MS P明朝"/>
-                <w:b w:val="false"/>
-                <w:bCs w:val="false"/>
-                <w:sz w:val="22"/>
-                <w:szCs w:val="22"/>
-              </w:rPr>
-              <w:t xml:space="preserve">4</w:t>
-            </w:r>
-          </w:p>
-        </w:tc>
-      </w:tr>
-      <w:tr>
-        <w:trPr>
-          <w:cantSplit/>
-        </w:trPr>
-        <w:tc>
-          <w:tcPr>
-            <w:tcW w:type="dxa" w:w="1800"/>
-            <w:tcBorders>
-              <w:top w:val="single" w:color="000000" w:sz="8"/>
-              <w:left w:val="single" w:color="000000" w:sz="8"/>
-              <w:bottom w:val="single" w:color="000000" w:sz="8"/>
-              <w:right w:val="single" w:color="000000" w:sz="8"/>
-            </w:tcBorders>
-            <w:tcMar>
-              <w:top w:type="dxa" w:w="30"/>
-              <w:left w:type="dxa" w:w="100"/>
-              <w:bottom w:type="dxa" w:w="30"/>
-              <w:right w:type="dxa" w:w="100"/>
-            </w:tcMar>
-          </w:tcPr>
-          <w:p>
-            <w:pPr>
-              <w:spacing w:after="0" w:before="0" w:line="300" w:lineRule="atLeast"/>
-            </w:pPr>
-            <w:r>
-              <w:rPr>
-                <w:rFonts w:ascii="MS P明朝" w:cs="MS P明朝" w:eastAsia="MS P明朝" w:hAnsi="MS P明朝"/>
-                <w:b w:val="false"/>
-                <w:bCs w:val="false"/>
-                <w:sz w:val="22"/>
-                <w:szCs w:val="22"/>
-              </w:rPr>
-              <w:t xml:space="preserve">3（2）</w:t>
-            </w:r>
-          </w:p>
-        </w:tc>
-        <w:tc>
-          <w:tcPr>
-            <w:tcW w:type="dxa" w:w="9470"/>
-            <w:tcBorders>
-              <w:top w:val="single" w:color="000000" w:sz="8"/>
-              <w:left w:val="single" w:color="000000" w:sz="8"/>
-              <w:bottom w:val="single" w:color="000000" w:sz="8"/>
-              <w:right w:val="single" w:color="000000" w:sz="8"/>
-            </w:tcBorders>
-            <w:tcMar>
-              <w:top w:type="dxa" w:w="30"/>
-              <w:left w:type="dxa" w:w="100"/>
-              <w:bottom w:type="dxa" w:w="30"/>
-              <w:right w:type="dxa" w:w="100"/>
-            </w:tcMar>
-          </w:tcPr>
-          <w:p>
-            <w:pPr>
-              <w:spacing w:after="0" w:before="0" w:line="300" w:lineRule="atLeast"/>
-            </w:pPr>
+            <w:r>
+              <w:rPr>
+                <w:rFonts w:ascii="MS P明朝" w:cs="MS P明朝" w:eastAsia="MS P明朝" w:hAnsi="MS P明朝"/>
+                <w:b w:val="false"/>
+                <w:bCs w:val="false"/>
+                <w:sz w:val="22"/>
+                <w:szCs w:val="22"/>
+              </w:rPr>
+              <w:t xml:space="preserve">　　②　</w:t>
+            </w:r>
             <m:oMath xmlns:m="http://schemas.openxmlformats.org/officeDocument/2006/math" xmlns:w="http://schemas.openxmlformats.org/wordprocessingml/2006/main">
               <m:r>
-                <m:t xml:space="preserve">y=3x</m:t>
+                <m:t xml:space="preserve">y=</m:t>
+              </m:r>
+              <m:f>
+                <m:num>
+                  <m:r>
+                    <m:t xml:space="preserve">2</m:t>
+                  </m:r>
+                </m:num>
+                <m:den>
+                  <m:r>
+                    <m:t xml:space="preserve">3</m:t>
+                  </m:r>
+                </m:den>
+              </m:f>
+              <m:r>
+                <m:t xml:space="preserve">x−1</m:t>
               </m:r>
             </m:oMath>
           </w:p>
@@ -1152,308 +1629,7 @@
                 <w:sz w:val="22"/>
                 <w:szCs w:val="22"/>
               </w:rPr>
-              <w:t xml:space="preserve">4</w:t>
-            </w:r>
-          </w:p>
-        </w:tc>
-      </w:tr>
-      <w:tr>
-        <w:trPr>
-          <w:cantSplit/>
-        </w:trPr>
-        <w:tc>
-          <w:tcPr>
-            <w:tcW w:type="dxa" w:w="1800"/>
-            <w:tcBorders>
-              <w:top w:val="single" w:color="000000" w:sz="8"/>
-              <w:left w:val="single" w:color="000000" w:sz="8"/>
-              <w:bottom w:val="single" w:color="000000" w:sz="8"/>
-              <w:right w:val="single" w:color="000000" w:sz="8"/>
-            </w:tcBorders>
-            <w:tcMar>
-              <w:top w:type="dxa" w:w="30"/>
-              <w:left w:type="dxa" w:w="100"/>
-              <w:bottom w:type="dxa" w:w="30"/>
-              <w:right w:type="dxa" w:w="100"/>
-            </w:tcMar>
-          </w:tcPr>
-          <w:p>
-            <w:pPr>
-              <w:spacing w:after="0" w:before="0" w:line="300" w:lineRule="atLeast"/>
-            </w:pPr>
-            <w:r>
-              <w:rPr>
-                <w:rFonts w:ascii="MS P明朝" w:cs="MS P明朝" w:eastAsia="MS P明朝" w:hAnsi="MS P明朝"/>
-                <w:b w:val="false"/>
-                <w:bCs w:val="false"/>
-                <w:sz w:val="22"/>
-                <w:szCs w:val="22"/>
-              </w:rPr>
-              <w:t xml:space="preserve">3（3）</w:t>
-            </w:r>
-          </w:p>
-        </w:tc>
-        <w:tc>
-          <w:tcPr>
-            <w:tcW w:type="dxa" w:w="9470"/>
-            <w:tcBorders>
-              <w:top w:val="single" w:color="000000" w:sz="8"/>
-              <w:left w:val="single" w:color="000000" w:sz="8"/>
-              <w:bottom w:val="single" w:color="000000" w:sz="8"/>
-              <w:right w:val="single" w:color="000000" w:sz="8"/>
-            </w:tcBorders>
-            <w:tcMar>
-              <w:top w:type="dxa" w:w="30"/>
-              <w:left w:type="dxa" w:w="100"/>
-              <w:bottom w:type="dxa" w:w="30"/>
-              <w:right w:type="dxa" w:w="100"/>
-            </w:tcMar>
-          </w:tcPr>
-          <w:p>
-            <w:pPr>
-              <w:spacing w:after="0" w:before="0" w:line="300" w:lineRule="atLeast"/>
-            </w:pPr>
-            <m:oMath xmlns:m="http://schemas.openxmlformats.org/officeDocument/2006/math" xmlns:w="http://schemas.openxmlformats.org/wordprocessingml/2006/main">
-              <m:r>
-                <m:t xml:space="preserve">0≦y≦24</m:t>
-              </m:r>
-            </m:oMath>
-          </w:p>
-        </w:tc>
-        <w:tc>
-          <w:tcPr>
-            <w:tcW w:type="dxa" w:w="1400"/>
-            <w:tcBorders>
-              <w:top w:val="single" w:color="000000" w:sz="8"/>
-              <w:left w:val="single" w:color="000000" w:sz="8"/>
-              <w:bottom w:val="single" w:color="000000" w:sz="8"/>
-              <w:right w:val="single" w:color="000000" w:sz="8"/>
-            </w:tcBorders>
-            <w:tcMar>
-              <w:top w:type="dxa" w:w="30"/>
-              <w:left w:type="dxa" w:w="100"/>
-              <w:bottom w:type="dxa" w:w="30"/>
-              <w:right w:type="dxa" w:w="100"/>
-            </w:tcMar>
-          </w:tcPr>
-          <w:p>
-            <w:pPr>
-              <w:spacing w:after="0" w:before="0" w:line="300" w:lineRule="atLeast"/>
-              <w:jc w:val="center"/>
-            </w:pPr>
-            <w:r>
-              <w:rPr>
-                <w:rFonts w:ascii="MS P明朝" w:cs="MS P明朝" w:eastAsia="MS P明朝" w:hAnsi="MS P明朝"/>
-                <w:b w:val="false"/>
-                <w:bCs w:val="false"/>
-                <w:sz w:val="22"/>
-                <w:szCs w:val="22"/>
-              </w:rPr>
-              <w:t xml:space="preserve">4</w:t>
-            </w:r>
-          </w:p>
-        </w:tc>
-      </w:tr>
-      <w:tr>
-        <w:trPr>
-          <w:cantSplit/>
-        </w:trPr>
-        <w:tc>
-          <w:tcPr>
-            <w:tcW w:type="dxa" w:w="1800"/>
-            <w:tcBorders>
-              <w:top w:val="single" w:color="000000" w:sz="8"/>
-              <w:left w:val="single" w:color="000000" w:sz="8"/>
-              <w:bottom w:val="single" w:color="000000" w:sz="8"/>
-              <w:right w:val="single" w:color="000000" w:sz="8"/>
-            </w:tcBorders>
-            <w:tcMar>
-              <w:top w:type="dxa" w:w="30"/>
-              <w:left w:type="dxa" w:w="100"/>
-              <w:bottom w:type="dxa" w:w="30"/>
-              <w:right w:type="dxa" w:w="100"/>
-            </w:tcMar>
-          </w:tcPr>
-          <w:p>
-            <w:pPr>
-              <w:spacing w:after="0" w:before="0" w:line="300" w:lineRule="atLeast"/>
-            </w:pPr>
-            <w:r>
-              <w:rPr>
-                <w:rFonts w:ascii="MS P明朝" w:cs="MS P明朝" w:eastAsia="MS P明朝" w:hAnsi="MS P明朝"/>
-                <w:b w:val="false"/>
-                <w:bCs w:val="false"/>
-                <w:sz w:val="22"/>
-                <w:szCs w:val="22"/>
-              </w:rPr>
-              <w:t xml:space="preserve">4（1）</w:t>
-            </w:r>
-          </w:p>
-        </w:tc>
-        <w:tc>
-          <w:tcPr>
-            <w:tcW w:type="dxa" w:w="9470"/>
-            <w:tcBorders>
-              <w:top w:val="single" w:color="000000" w:sz="8"/>
-              <w:left w:val="single" w:color="000000" w:sz="8"/>
-              <w:bottom w:val="single" w:color="000000" w:sz="8"/>
-              <w:right w:val="single" w:color="000000" w:sz="8"/>
-            </w:tcBorders>
-            <w:tcMar>
-              <w:top w:type="dxa" w:w="30"/>
-              <w:left w:type="dxa" w:w="100"/>
-              <w:bottom w:type="dxa" w:w="30"/>
-              <w:right w:type="dxa" w:w="100"/>
-            </w:tcMar>
-          </w:tcPr>
-          <w:p>
-            <w:pPr>
-              <w:spacing w:after="0" w:before="0" w:line="300" w:lineRule="atLeast"/>
-            </w:pPr>
-            <w:r>
-              <w:rPr>
-                <w:rFonts w:ascii="MS P明朝" w:cs="MS P明朝" w:eastAsia="MS P明朝" w:hAnsi="MS P明朝"/>
-                <w:b w:val="false"/>
-                <w:bCs w:val="false"/>
-                <w:sz w:val="22"/>
-                <w:szCs w:val="22"/>
-              </w:rPr>
-              <w:t xml:space="preserve">(2, 4)</w:t>
-            </w:r>
-          </w:p>
-        </w:tc>
-        <w:tc>
-          <w:tcPr>
-            <w:tcW w:type="dxa" w:w="1400"/>
-            <w:tcBorders>
-              <w:top w:val="single" w:color="000000" w:sz="8"/>
-              <w:left w:val="single" w:color="000000" w:sz="8"/>
-              <w:bottom w:val="single" w:color="000000" w:sz="8"/>
-              <w:right w:val="single" w:color="000000" w:sz="8"/>
-            </w:tcBorders>
-            <w:tcMar>
-              <w:top w:type="dxa" w:w="30"/>
-              <w:left w:type="dxa" w:w="100"/>
-              <w:bottom w:type="dxa" w:w="30"/>
-              <w:right w:type="dxa" w:w="100"/>
-            </w:tcMar>
-          </w:tcPr>
-          <w:p>
-            <w:pPr>
-              <w:spacing w:after="0" w:before="0" w:line="300" w:lineRule="atLeast"/>
-              <w:jc w:val="center"/>
-            </w:pPr>
-            <w:r>
-              <w:rPr>
-                <w:rFonts w:ascii="MS P明朝" w:cs="MS P明朝" w:eastAsia="MS P明朝" w:hAnsi="MS P明朝"/>
-                <w:b w:val="false"/>
-                <w:bCs w:val="false"/>
-                <w:sz w:val="22"/>
-                <w:szCs w:val="22"/>
-              </w:rPr>
-              <w:t xml:space="preserve">6</w:t>
-            </w:r>
-          </w:p>
-        </w:tc>
-      </w:tr>
-      <w:tr>
-        <w:trPr>
-          <w:cantSplit/>
-        </w:trPr>
-        <w:tc>
-          <w:tcPr>
-            <w:tcW w:type="dxa" w:w="1800"/>
-            <w:tcBorders>
-              <w:top w:val="single" w:color="000000" w:sz="8"/>
-              <w:left w:val="single" w:color="000000" w:sz="8"/>
-              <w:bottom w:val="single" w:color="000000" w:sz="8"/>
-              <w:right w:val="single" w:color="000000" w:sz="8"/>
-            </w:tcBorders>
-            <w:tcMar>
-              <w:top w:type="dxa" w:w="30"/>
-              <w:left w:type="dxa" w:w="100"/>
-              <w:bottom w:type="dxa" w:w="30"/>
-              <w:right w:type="dxa" w:w="100"/>
-            </w:tcMar>
-          </w:tcPr>
-          <w:p>
-            <w:pPr>
-              <w:spacing w:after="0" w:before="0" w:line="300" w:lineRule="atLeast"/>
-            </w:pPr>
-            <w:r>
-              <w:rPr>
-                <w:rFonts w:ascii="MS P明朝" w:cs="MS P明朝" w:eastAsia="MS P明朝" w:hAnsi="MS P明朝"/>
-                <w:b w:val="false"/>
-                <w:bCs w:val="false"/>
-                <w:sz w:val="22"/>
-                <w:szCs w:val="22"/>
-              </w:rPr>
-              <w:t xml:space="preserve">4（2）</w:t>
-            </w:r>
-          </w:p>
-        </w:tc>
-        <w:tc>
-          <w:tcPr>
-            <w:tcW w:type="dxa" w:w="9470"/>
-            <w:tcBorders>
-              <w:top w:val="single" w:color="000000" w:sz="8"/>
-              <w:left w:val="single" w:color="000000" w:sz="8"/>
-              <w:bottom w:val="single" w:color="000000" w:sz="8"/>
-              <w:right w:val="single" w:color="000000" w:sz="8"/>
-            </w:tcBorders>
-            <w:tcMar>
-              <w:top w:type="dxa" w:w="30"/>
-              <w:left w:type="dxa" w:w="100"/>
-              <w:bottom w:type="dxa" w:w="30"/>
-              <w:right w:type="dxa" w:w="100"/>
-            </w:tcMar>
-          </w:tcPr>
-          <w:p>
-            <w:pPr>
-              <w:spacing w:after="0" w:before="0" w:line="300" w:lineRule="atLeast"/>
-            </w:pPr>
-            <w:r>
-              <w:rPr>
-                <w:rFonts w:ascii="MS P明朝" w:cs="MS P明朝" w:eastAsia="MS P明朝" w:hAnsi="MS P明朝"/>
-                <w:b w:val="false"/>
-                <w:bCs w:val="false"/>
-                <w:sz w:val="22"/>
-                <w:szCs w:val="22"/>
-              </w:rPr>
-              <w:t xml:space="preserve">16</w:t>
-            </w:r>
-          </w:p>
-        </w:tc>
-        <w:tc>
-          <w:tcPr>
-            <w:tcW w:type="dxa" w:w="1400"/>
-            <w:tcBorders>
-              <w:top w:val="single" w:color="000000" w:sz="8"/>
-              <w:left w:val="single" w:color="000000" w:sz="8"/>
-              <w:bottom w:val="single" w:color="000000" w:sz="8"/>
-              <w:right w:val="single" w:color="000000" w:sz="8"/>
-            </w:tcBorders>
-            <w:tcMar>
-              <w:top w:type="dxa" w:w="30"/>
-              <w:left w:type="dxa" w:w="100"/>
-              <w:bottom w:type="dxa" w:w="30"/>
-              <w:right w:type="dxa" w:w="100"/>
-            </w:tcMar>
-          </w:tcPr>
-          <w:p>
-            <w:pPr>
-              <w:spacing w:after="0" w:before="0" w:line="300" w:lineRule="atLeast"/>
-              <w:jc w:val="center"/>
-            </w:pPr>
-            <w:r>
-              <w:rPr>
-                <w:rFonts w:ascii="MS P明朝" w:cs="MS P明朝" w:eastAsia="MS P明朝" w:hAnsi="MS P明朝"/>
-                <w:b w:val="false"/>
-                <w:bCs w:val="false"/>
-                <w:sz w:val="22"/>
-                <w:szCs w:val="22"/>
-              </w:rPr>
-              <w:t xml:space="preserve">6</w:t>
+              <w:t xml:space="preserve">3×2</w:t>
             </w:r>
           </w:p>
         </w:tc>
@@ -1666,11 +1842,16 @@
             <w:pPr>
               <w:spacing w:after="0" w:before="0" w:line="300" w:lineRule="atLeast"/>
             </w:pPr>
-            <m:oMath xmlns:m="http://schemas.openxmlformats.org/officeDocument/2006/math" xmlns:w="http://schemas.openxmlformats.org/wordprocessingml/2006/main">
-              <m:r>
-                <m:t xml:space="preserve">y=60x</m:t>
-              </m:r>
-            </m:oMath>
+            <w:r>
+              <w:rPr>
+                <w:rFonts w:ascii="MS P明朝" w:cs="MS P明朝" w:eastAsia="MS P明朝" w:hAnsi="MS P明朝"/>
+                <w:b w:val="false"/>
+                <w:bCs w:val="false"/>
+                <w:sz w:val="22"/>
+                <w:szCs w:val="22"/>
+              </w:rPr>
+              <w:t xml:space="preserve">A(2, 4)</w:t>
+            </w:r>
           </w:p>
         </w:tc>
         <w:tc>
@@ -1702,7 +1883,7 @@
                 <w:sz w:val="22"/>
                 <w:szCs w:val="22"/>
               </w:rPr>
-              <w:t xml:space="preserve">5</w:t>
+              <w:t xml:space="preserve">6</w:t>
             </w:r>
           </w:p>
         </w:tc>
@@ -1763,11 +1944,16 @@
             <w:pPr>
               <w:spacing w:after="0" w:before="0" w:line="300" w:lineRule="atLeast"/>
             </w:pPr>
-            <m:oMath xmlns:m="http://schemas.openxmlformats.org/officeDocument/2006/math" xmlns:w="http://schemas.openxmlformats.org/wordprocessingml/2006/main">
-              <m:r>
-                <m:t xml:space="preserve">y=180x−2700</m:t>
-              </m:r>
-            </m:oMath>
+            <w:r>
+              <w:rPr>
+                <w:rFonts w:ascii="MS P明朝" w:cs="MS P明朝" w:eastAsia="MS P明朝" w:hAnsi="MS P明朝"/>
+                <w:b w:val="false"/>
+                <w:bCs w:val="false"/>
+                <w:sz w:val="22"/>
+                <w:szCs w:val="22"/>
+              </w:rPr>
+              <w:t xml:space="preserve">6</w:t>
+            </w:r>
           </w:p>
         </w:tc>
         <w:tc>
@@ -1836,7 +2022,7 @@
                 <w:sz w:val="22"/>
                 <w:szCs w:val="22"/>
               </w:rPr>
-              <w:t xml:space="preserve">★1（3）</w:t>
+              <w:t xml:space="preserve">1（3）</w:t>
             </w:r>
           </w:p>
         </w:tc>
@@ -1860,16 +2046,11 @@
             <w:pPr>
               <w:spacing w:after="0" w:before="0" w:line="300" w:lineRule="atLeast"/>
             </w:pPr>
-            <w:r>
-              <w:rPr>
-                <w:rFonts w:ascii="MS P明朝" w:cs="MS P明朝" w:eastAsia="MS P明朝" w:hAnsi="MS P明朝"/>
-                <w:b w:val="false"/>
-                <w:bCs w:val="false"/>
-                <w:sz w:val="22"/>
-                <w:szCs w:val="22"/>
-              </w:rPr>
-              <w:t xml:space="preserve">9時22分30秒、家から1350m（完全正答）</w:t>
-            </w:r>
+            <m:oMath xmlns:m="http://schemas.openxmlformats.org/officeDocument/2006/math" xmlns:w="http://schemas.openxmlformats.org/wordprocessingml/2006/main">
+              <m:r>
+                <m:t xml:space="preserve">y=4x+2</m:t>
+              </m:r>
+            </m:oMath>
           </w:p>
         </w:tc>
         <w:tc>
@@ -1901,7 +2082,7 @@
                 <w:sz w:val="22"/>
                 <w:szCs w:val="22"/>
               </w:rPr>
-              <w:t xml:space="preserve">6</w:t>
+              <w:t xml:space="preserve">7</w:t>
             </w:r>
           </w:p>
         </w:tc>
@@ -1938,7 +2119,7 @@
                 <w:sz w:val="22"/>
                 <w:szCs w:val="22"/>
               </w:rPr>
-              <w:t xml:space="preserve">2（1）</w:t>
+              <w:t xml:space="preserve">★1（4）</w:t>
             </w:r>
           </w:p>
         </w:tc>
@@ -1962,16 +2143,26 @@
             <w:pPr>
               <w:spacing w:after="0" w:before="0" w:line="300" w:lineRule="atLeast"/>
             </w:pPr>
-            <w:r>
-              <w:rPr>
-                <w:rFonts w:ascii="MS P明朝" w:cs="MS P明朝" w:eastAsia="MS P明朝" w:hAnsi="MS P明朝"/>
-                <w:b w:val="false"/>
-                <w:bCs w:val="false"/>
-                <w:sz w:val="22"/>
-                <w:szCs w:val="22"/>
-              </w:rPr>
-              <w:t xml:space="preserve">9</w:t>
-            </w:r>
+            <m:oMath xmlns:m="http://schemas.openxmlformats.org/officeDocument/2006/math" xmlns:w="http://schemas.openxmlformats.org/wordprocessingml/2006/main">
+              <m:r>
+                <m:t xml:space="preserve">y=−</m:t>
+              </m:r>
+              <m:f>
+                <m:num>
+                  <m:r>
+                    <m:t xml:space="preserve">1</m:t>
+                  </m:r>
+                </m:num>
+                <m:den>
+                  <m:r>
+                    <m:t xml:space="preserve">2</m:t>
+                  </m:r>
+                </m:den>
+              </m:f>
+              <m:r>
+                <m:t xml:space="preserve">x+5</m:t>
+              </m:r>
+            </m:oMath>
           </w:p>
         </w:tc>
         <w:tc>
@@ -2003,7 +2194,7 @@
                 <w:sz w:val="22"/>
                 <w:szCs w:val="22"/>
               </w:rPr>
-              <w:t xml:space="preserve">5</w:t>
+              <w:t xml:space="preserve">7</w:t>
             </w:r>
           </w:p>
         </w:tc>
@@ -2040,7 +2231,7 @@
                 <w:sz w:val="22"/>
                 <w:szCs w:val="22"/>
               </w:rPr>
-              <w:t xml:space="preserve">2（2）</w:t>
+              <w:t xml:space="preserve">2（1）①</w:t>
             </w:r>
           </w:p>
         </w:tc>
@@ -2066,7 +2257,7 @@
             </w:pPr>
             <m:oMath xmlns:m="http://schemas.openxmlformats.org/officeDocument/2006/math" xmlns:w="http://schemas.openxmlformats.org/wordprocessingml/2006/main">
               <m:r>
-                <m:t xml:space="preserve">y=−3x+42</m:t>
+                <m:t xml:space="preserve">x+y=12</m:t>
               </m:r>
             </m:oMath>
             <w:r>
@@ -2077,11 +2268,11 @@
                 <w:sz w:val="22"/>
                 <w:szCs w:val="22"/>
               </w:rPr>
-              <w:t xml:space="preserve">（</w:t>
+              <w:t xml:space="preserve">、</w:t>
             </w:r>
             <m:oMath xmlns:m="http://schemas.openxmlformats.org/officeDocument/2006/math" xmlns:w="http://schemas.openxmlformats.org/wordprocessingml/2006/main">
               <m:r>
-                <m:t xml:space="preserve">10≦x≦14</m:t>
+                <m:t xml:space="preserve">150x+100y=1550</m:t>
               </m:r>
             </m:oMath>
             <w:r>
@@ -2092,7 +2283,7 @@
                 <w:sz w:val="22"/>
                 <w:szCs w:val="22"/>
               </w:rPr>
-              <w:t xml:space="preserve">）（完全正答）</w:t>
+              <w:t xml:space="preserve">（完全正答。2式とも正しいとき）</w:t>
             </w:r>
           </w:p>
         </w:tc>
@@ -2125,7 +2316,7 @@
                 <w:sz w:val="22"/>
                 <w:szCs w:val="22"/>
               </w:rPr>
-              <w:t xml:space="preserve">6</w:t>
+              <w:t xml:space="preserve">8</w:t>
             </w:r>
           </w:p>
         </w:tc>
@@ -2162,7 +2353,7 @@
                 <w:sz w:val="22"/>
                 <w:szCs w:val="22"/>
               </w:rPr>
-              <w:t xml:space="preserve">★2（3）</w:t>
+              <w:t xml:space="preserve">2（1）②</w:t>
             </w:r>
           </w:p>
         </w:tc>
@@ -2194,7 +2385,7 @@
                 <w:sz w:val="22"/>
                 <w:szCs w:val="22"/>
               </w:rPr>
-              <w:t xml:space="preserve">2秒後と12秒後（完全正答）</w:t>
+              <w:t xml:space="preserve">ケーキ7個、シュークリーム5個</w:t>
             </w:r>
           </w:p>
         </w:tc>
@@ -2227,7 +2418,7 @@
                 <w:sz w:val="22"/>
                 <w:szCs w:val="22"/>
               </w:rPr>
-              <w:t xml:space="preserve">6</w:t>
+              <w:t xml:space="preserve">8</w:t>
             </w:r>
           </w:p>
         </w:tc>
@@ -2264,7 +2455,7 @@
                 <w:sz w:val="22"/>
                 <w:szCs w:val="22"/>
               </w:rPr>
-              <w:t xml:space="preserve">3（1）</w:t>
+              <w:t xml:space="preserve">★2（2）</w:t>
             </w:r>
           </w:p>
         </w:tc>
@@ -2288,11 +2479,16 @@
             <w:pPr>
               <w:spacing w:after="0" w:before="0" w:line="300" w:lineRule="atLeast"/>
             </w:pPr>
-            <m:oMath xmlns:m="http://schemas.openxmlformats.org/officeDocument/2006/math" xmlns:w="http://schemas.openxmlformats.org/wordprocessingml/2006/main">
-              <m:r>
-                <m:t xml:space="preserve">y=−2x+40</m:t>
-              </m:r>
-            </m:oMath>
+            <w:r>
+              <w:rPr>
+                <w:rFonts w:ascii="MS P明朝" w:cs="MS P明朝" w:eastAsia="MS P明朝" w:hAnsi="MS P明朝"/>
+                <w:b w:val="false"/>
+                <w:bCs w:val="false"/>
+                <w:sz w:val="22"/>
+                <w:szCs w:val="22"/>
+              </w:rPr>
+              <w:t xml:space="preserve">男子70人、女子80人（文字の説明・連立方程式・答えがそろって8点）</w:t>
+            </w:r>
           </w:p>
         </w:tc>
         <w:tc>
@@ -2324,206 +2520,7 @@
                 <w:sz w:val="22"/>
                 <w:szCs w:val="22"/>
               </w:rPr>
-              <w:t xml:space="preserve">5</w:t>
-            </w:r>
-          </w:p>
-        </w:tc>
-      </w:tr>
-      <w:tr>
-        <w:trPr>
-          <w:cantSplit/>
-        </w:trPr>
-        <w:tc>
-          <w:tcPr>
-            <w:tcW w:type="dxa" w:w="1800"/>
-            <w:tcBorders>
-              <w:top w:val="single" w:color="000000" w:sz="8"/>
-              <w:left w:val="single" w:color="000000" w:sz="8"/>
-              <w:bottom w:val="single" w:color="000000" w:sz="8"/>
-              <w:right w:val="single" w:color="000000" w:sz="8"/>
-            </w:tcBorders>
-            <w:tcMar>
-              <w:top w:type="dxa" w:w="30"/>
-              <w:left w:type="dxa" w:w="100"/>
-              <w:bottom w:type="dxa" w:w="30"/>
-              <w:right w:type="dxa" w:w="100"/>
-            </w:tcMar>
-          </w:tcPr>
-          <w:p>
-            <w:pPr>
-              <w:spacing w:after="0" w:before="0" w:line="300" w:lineRule="atLeast"/>
-            </w:pPr>
-            <w:r>
-              <w:rPr>
-                <w:rFonts w:ascii="MS P明朝" w:cs="MS P明朝" w:eastAsia="MS P明朝" w:hAnsi="MS P明朝"/>
-                <w:b w:val="false"/>
-                <w:bCs w:val="false"/>
-                <w:sz w:val="22"/>
-                <w:szCs w:val="22"/>
-              </w:rPr>
-              <w:t xml:space="preserve">3（2）</w:t>
-            </w:r>
-          </w:p>
-        </w:tc>
-        <w:tc>
-          <w:tcPr>
-            <w:tcW w:type="dxa" w:w="9470"/>
-            <w:tcBorders>
-              <w:top w:val="single" w:color="000000" w:sz="8"/>
-              <w:left w:val="single" w:color="000000" w:sz="8"/>
-              <w:bottom w:val="single" w:color="000000" w:sz="8"/>
-              <w:right w:val="single" w:color="000000" w:sz="8"/>
-            </w:tcBorders>
-            <w:tcMar>
-              <w:top w:type="dxa" w:w="30"/>
-              <w:left w:type="dxa" w:w="100"/>
-              <w:bottom w:type="dxa" w:w="30"/>
-              <w:right w:type="dxa" w:w="100"/>
-            </w:tcMar>
-          </w:tcPr>
-          <w:p>
-            <w:pPr>
-              <w:spacing w:after="0" w:before="0" w:line="300" w:lineRule="atLeast"/>
-            </w:pPr>
-            <m:oMath xmlns:m="http://schemas.openxmlformats.org/officeDocument/2006/math" xmlns:w="http://schemas.openxmlformats.org/wordprocessingml/2006/main">
-              <m:r>
-                <m:t xml:space="preserve">y=3x</m:t>
-              </m:r>
-            </m:oMath>
-          </w:p>
-        </w:tc>
-        <w:tc>
-          <w:tcPr>
-            <w:tcW w:type="dxa" w:w="1400"/>
-            <w:tcBorders>
-              <w:top w:val="single" w:color="000000" w:sz="8"/>
-              <w:left w:val="single" w:color="000000" w:sz="8"/>
-              <w:bottom w:val="single" w:color="000000" w:sz="8"/>
-              <w:right w:val="single" w:color="000000" w:sz="8"/>
-            </w:tcBorders>
-            <w:tcMar>
-              <w:top w:type="dxa" w:w="30"/>
-              <w:left w:type="dxa" w:w="100"/>
-              <w:bottom w:type="dxa" w:w="30"/>
-              <w:right w:type="dxa" w:w="100"/>
-            </w:tcMar>
-          </w:tcPr>
-          <w:p>
-            <w:pPr>
-              <w:spacing w:after="0" w:before="0" w:line="300" w:lineRule="atLeast"/>
-              <w:jc w:val="center"/>
-            </w:pPr>
-            <w:r>
-              <w:rPr>
-                <w:rFonts w:ascii="MS P明朝" w:cs="MS P明朝" w:eastAsia="MS P明朝" w:hAnsi="MS P明朝"/>
-                <w:b w:val="false"/>
-                <w:bCs w:val="false"/>
-                <w:sz w:val="22"/>
-                <w:szCs w:val="22"/>
-              </w:rPr>
-              <w:t xml:space="preserve">5</w:t>
-            </w:r>
-          </w:p>
-        </w:tc>
-      </w:tr>
-      <w:tr>
-        <w:trPr>
-          <w:cantSplit/>
-        </w:trPr>
-        <w:tc>
-          <w:tcPr>
-            <w:tcW w:type="dxa" w:w="1800"/>
-            <w:tcBorders>
-              <w:top w:val="single" w:color="000000" w:sz="8"/>
-              <w:left w:val="single" w:color="000000" w:sz="8"/>
-              <w:bottom w:val="single" w:color="000000" w:sz="8"/>
-              <w:right w:val="single" w:color="000000" w:sz="8"/>
-            </w:tcBorders>
-            <w:tcMar>
-              <w:top w:type="dxa" w:w="30"/>
-              <w:left w:type="dxa" w:w="100"/>
-              <w:bottom w:type="dxa" w:w="30"/>
-              <w:right w:type="dxa" w:w="100"/>
-            </w:tcMar>
-          </w:tcPr>
-          <w:p>
-            <w:pPr>
-              <w:spacing w:after="0" w:before="0" w:line="300" w:lineRule="atLeast"/>
-            </w:pPr>
-            <w:r>
-              <w:rPr>
-                <w:rFonts w:ascii="MS P明朝" w:cs="MS P明朝" w:eastAsia="MS P明朝" w:hAnsi="MS P明朝"/>
-                <w:b w:val="false"/>
-                <w:bCs w:val="false"/>
-                <w:sz w:val="22"/>
-                <w:szCs w:val="22"/>
-              </w:rPr>
-              <w:t xml:space="preserve">★3（3）</w:t>
-            </w:r>
-          </w:p>
-        </w:tc>
-        <w:tc>
-          <w:tcPr>
-            <w:tcW w:type="dxa" w:w="9470"/>
-            <w:tcBorders>
-              <w:top w:val="single" w:color="000000" w:sz="8"/>
-              <w:left w:val="single" w:color="000000" w:sz="8"/>
-              <w:bottom w:val="single" w:color="000000" w:sz="8"/>
-              <w:right w:val="single" w:color="000000" w:sz="8"/>
-            </w:tcBorders>
-            <w:tcMar>
-              <w:top w:type="dxa" w:w="30"/>
-              <w:left w:type="dxa" w:w="100"/>
-              <w:bottom w:type="dxa" w:w="30"/>
-              <w:right w:type="dxa" w:w="100"/>
-            </w:tcMar>
-          </w:tcPr>
-          <w:p>
-            <w:pPr>
-              <w:spacing w:after="0" w:before="0" w:line="300" w:lineRule="atLeast"/>
-            </w:pPr>
-            <w:r>
-              <w:rPr>
-                <w:rFonts w:ascii="MS P明朝" w:cs="MS P明朝" w:eastAsia="MS P明朝" w:hAnsi="MS P明朝"/>
-                <w:b w:val="false"/>
-                <w:bCs w:val="false"/>
-                <w:sz w:val="22"/>
-                <w:szCs w:val="22"/>
-              </w:rPr>
-              <w:t xml:space="preserve">8分後、24L（完全正答）</w:t>
-            </w:r>
-          </w:p>
-        </w:tc>
-        <w:tc>
-          <w:tcPr>
-            <w:tcW w:type="dxa" w:w="1400"/>
-            <w:tcBorders>
-              <w:top w:val="single" w:color="000000" w:sz="8"/>
-              <w:left w:val="single" w:color="000000" w:sz="8"/>
-              <w:bottom w:val="single" w:color="000000" w:sz="8"/>
-              <w:right w:val="single" w:color="000000" w:sz="8"/>
-            </w:tcBorders>
-            <w:tcMar>
-              <w:top w:type="dxa" w:w="30"/>
-              <w:left w:type="dxa" w:w="100"/>
-              <w:bottom w:type="dxa" w:w="30"/>
-              <w:right w:type="dxa" w:w="100"/>
-            </w:tcMar>
-          </w:tcPr>
-          <w:p>
-            <w:pPr>
-              <w:spacing w:after="0" w:before="0" w:line="300" w:lineRule="atLeast"/>
-              <w:jc w:val="center"/>
-            </w:pPr>
-            <w:r>
-              <w:rPr>
-                <w:rFonts w:ascii="MS P明朝" w:cs="MS P明朝" w:eastAsia="MS P明朝" w:hAnsi="MS P明朝"/>
-                <w:b w:val="false"/>
-                <w:bCs w:val="false"/>
-                <w:sz w:val="22"/>
-                <w:szCs w:val="22"/>
-              </w:rPr>
-              <w:t xml:space="preserve">6</w:t>
+              <w:t xml:space="preserve">8</w:t>
             </w:r>
           </w:p>
         </w:tc>
